--- a/files/OGD_08_Materiality_Assessment.docx
+++ b/files/OGD_08_Materiality_Assessment.docx
@@ -4,104 +4,970 @@
   <w:body>
     <w:p>
       <w:pPr>
-        <w:pStyle w:val="Title"/>
+        <w:jc w:val="left"/>
       </w:pPr>
       <w:r>
+        <w:rPr>
+          <w:b/>
+          <w:color w:val="6B7280"/>
+          <w:sz w:val="18"/>
+        </w:rPr>
+        <w:t>ZAVA CONGLOMERATE</w:t>
+      </w:r>
+    </w:p>
+    <w:p>
+      <w:pPr>
+        <w:spacing w:after="40"/>
+      </w:pPr>
+      <w:r>
+        <w:rPr>
+          <w:b/>
+          <w:color w:val="1F2D55"/>
+          <w:sz w:val="44"/>
+        </w:rPr>
         <w:t>OGD 08 Materiality Assessment</w:t>
       </w:r>
     </w:p>
     <w:p>
+      <w:pPr>
+        <w:spacing w:after="200"/>
+      </w:pPr>
       <w:r>
         <w:rPr>
           <w:i/>
-          <w:color w:val="6B7280"/>
+          <w:color w:val="4B5B7C"/>
+          <w:sz w:val="22"/>
+        </w:rPr>
+        <w:t>Review · Internal</w:t>
+      </w:r>
+    </w:p>
+    <w:p>
+      <w:pPr>
+        <w:spacing w:after="40"/>
+      </w:pPr>
+      <w:r>
+        <w:rPr>
+          <w:b/>
+          <w:color w:val="1F2D55"/>
+          <w:sz w:val="20"/>
+        </w:rPr>
+        <w:t xml:space="preserve">Review reference:  </w:t>
+      </w:r>
+      <w:r>
+        <w:rPr>
+          <w:sz w:val="20"/>
+        </w:rPr>
+        <w:t>REV-2026-427</w:t>
+      </w:r>
+    </w:p>
+    <w:p>
+      <w:pPr>
+        <w:spacing w:after="40"/>
+      </w:pPr>
+      <w:r>
+        <w:rPr>
+          <w:b/>
+          <w:color w:val="1F2D55"/>
+          <w:sz w:val="20"/>
+        </w:rPr>
+        <w:t xml:space="preserve">Sponsor:  </w:t>
+      </w:r>
+      <w:r>
+        <w:rPr>
+          <w:sz w:val="20"/>
+        </w:rPr>
+        <w:t>Group CFO</w:t>
+      </w:r>
+    </w:p>
+    <w:p>
+      <w:pPr>
+        <w:spacing w:after="40"/>
+      </w:pPr>
+      <w:r>
+        <w:rPr>
+          <w:b/>
+          <w:color w:val="1F2D55"/>
+          <w:sz w:val="20"/>
+        </w:rPr>
+        <w:t xml:space="preserve">Lead reviewer:  </w:t>
+      </w:r>
+      <w:r>
+        <w:rPr>
+          <w:sz w:val="20"/>
+        </w:rPr>
+        <w:t>Group Strategy &amp; Insights</w:t>
+      </w:r>
+    </w:p>
+    <w:p>
+      <w:pPr>
+        <w:spacing w:after="40"/>
+      </w:pPr>
+      <w:r>
+        <w:rPr>
+          <w:b/>
+          <w:color w:val="1F2D55"/>
+          <w:sz w:val="20"/>
+        </w:rPr>
+        <w:t xml:space="preserve">Period:  </w:t>
+      </w:r>
+      <w:r>
+        <w:rPr>
+          <w:sz w:val="20"/>
+        </w:rPr>
+        <w:t>FY2026 H1</w:t>
+      </w:r>
+    </w:p>
+    <w:p>
+      <w:pPr>
+        <w:spacing w:after="40"/>
+      </w:pPr>
+      <w:r>
+        <w:rPr>
+          <w:b/>
+          <w:color w:val="1F2D55"/>
+          <w:sz w:val="20"/>
+        </w:rPr>
+        <w:t xml:space="preserve">Issue date:  </w:t>
+      </w:r>
+      <w:r>
+        <w:rPr>
+          <w:sz w:val="20"/>
+        </w:rPr>
+        <w:t>18 May 2026</w:t>
+      </w:r>
+    </w:p>
+    <w:p>
+      <w:pPr>
+        <w:spacing w:after="40"/>
+      </w:pPr>
+      <w:r>
+        <w:rPr>
+          <w:b/>
+          <w:color w:val="1F2D55"/>
+          <w:sz w:val="20"/>
+        </w:rPr>
+        <w:t xml:space="preserve">Source file:  </w:t>
+      </w:r>
+      <w:r>
+        <w:rPr>
+          <w:sz w:val="20"/>
         </w:rPr>
         <w:t>OGD_08_Materiality_Assessment.docx</w:t>
       </w:r>
     </w:p>
     <w:p>
+      <w:pPr>
+        <w:spacing w:before="240" w:after="80"/>
+      </w:pPr>
       <w:r>
-        <w:t>This is a placeholder demonstration file for Zava Conglomerate. It represents what a real 'OGD 08 Materiality Assessment' would look like in a live demo. Replace this content with the actual customer document before using in production.</w:t>
+        <w:rPr>
+          <w:b/>
+          <w:color w:val="1F2D55"/>
+          <w:sz w:val="26"/>
+        </w:rPr>
+        <w:t>1. Scope and approach</w:t>
+      </w:r>
+    </w:p>
+    <w:p>
+      <w:pPr>
+        <w:spacing w:after="80"/>
+      </w:pPr>
+      <w:r>
+        <w:rPr>
+          <w:i w:val="0"/>
+          <w:sz w:val="20"/>
+        </w:rPr>
+        <w:t>This review assesses the area indicated in the title across the in-scope divisions and Group functions for the period stated above. The approach combined desk review of policy and process documentation, transactional data extraction, management interviews and an external benchmark scan.</w:t>
+      </w:r>
+    </w:p>
+    <w:p>
+      <w:pPr>
+        <w:spacing w:before="240" w:after="80"/>
+      </w:pPr>
+      <w:r>
+        <w:rPr>
+          <w:b/>
+          <w:color w:val="1F2D55"/>
+          <w:sz w:val="26"/>
+        </w:rPr>
+        <w:t>2. Headline findings</w:t>
+      </w:r>
+    </w:p>
+    <w:p>
+      <w:pPr>
+        <w:spacing w:after="80"/>
+      </w:pPr>
+      <w:r>
+        <w:rPr>
+          <w:i w:val="0"/>
+          <w:sz w:val="20"/>
+        </w:rPr>
+        <w:t>Three observations dominate. First, the design of the controls and processes is broadly sound; we did not find structural design failures. Second, the operating effectiveness varies meaningfully between divisions: the top three perform at benchmark; the bottom three lag by 200-400 bps on the key KPIs. Third, the data infrastructure supporting reporting is the binding constraint for further improvement; targeted investment here would unlock measurable gains.</w:t>
+      </w:r>
+    </w:p>
+    <w:p>
+      <w:pPr>
+        <w:spacing w:before="240" w:after="80"/>
+      </w:pPr>
+      <w:r>
+        <w:rPr>
+          <w:b/>
+          <w:color w:val="1F2D55"/>
+          <w:sz w:val="26"/>
+        </w:rPr>
+        <w:t>3. What we examined</w:t>
       </w:r>
     </w:p>
     <w:p>
       <w:pPr>
         <w:pStyle w:val="ListBullet"/>
+        <w:spacing w:after="40"/>
       </w:pPr>
       <w:r>
         <w:rPr>
-          <w:b/>
+          <w:sz w:val="20"/>
         </w:rPr>
-        <w:t xml:space="preserve">Context: </w:t>
-      </w:r>
-      <w:r>
-        <w:t>placeholder narrative for the context section of OGD 08 Materiality Assessment.</w:t>
+        <w:t>Policy and process documentation across 11 divisions and 9 Group functions.</w:t>
       </w:r>
     </w:p>
     <w:p>
       <w:pPr>
         <w:pStyle w:val="ListBullet"/>
+        <w:spacing w:after="40"/>
       </w:pPr>
       <w:r>
         <w:rPr>
-          <w:b/>
+          <w:sz w:val="20"/>
         </w:rPr>
-        <w:t xml:space="preserve">Inputs: </w:t>
-      </w:r>
-      <w:r>
-        <w:t>placeholder narrative for the inputs section of OGD 08 Materiality Assessment.</w:t>
+        <w:t>Transactional data extracts from S/4HANA and supporting systems (full populations where possible).</w:t>
       </w:r>
     </w:p>
     <w:p>
       <w:pPr>
         <w:pStyle w:val="ListBullet"/>
+        <w:spacing w:after="40"/>
       </w:pPr>
       <w:r>
         <w:rPr>
-          <w:b/>
+          <w:sz w:val="20"/>
         </w:rPr>
-        <w:t xml:space="preserve">Headline: </w:t>
-      </w:r>
-      <w:r>
-        <w:t>placeholder narrative for the headline section of OGD 08 Materiality Assessment.</w:t>
+        <w:t>47 management interviews across divisional and Group levels.</w:t>
       </w:r>
     </w:p>
     <w:p>
       <w:pPr>
         <w:pStyle w:val="ListBullet"/>
+        <w:spacing w:after="40"/>
       </w:pPr>
       <w:r>
         <w:rPr>
-          <w:b/>
+          <w:sz w:val="20"/>
         </w:rPr>
-        <w:t xml:space="preserve">Recommendations: </w:t>
-      </w:r>
-      <w:r>
-        <w:t>placeholder narrative for the recommendations section of OGD 08 Materiality Assessment.</w:t>
+        <w:t>External benchmark scan covering 12 ASEAN conglomerates and 6 global comparators.</w:t>
       </w:r>
     </w:p>
     <w:p>
       <w:pPr>
         <w:pStyle w:val="ListBullet"/>
+        <w:spacing w:after="40"/>
+      </w:pPr>
+      <w:r>
+        <w:rPr>
+          <w:sz w:val="20"/>
+        </w:rPr>
+        <w:t>Site walk-throughs at 5 representative locations (3 MY, 2 ID).</w:t>
+      </w:r>
+    </w:p>
+    <w:p>
+      <w:pPr>
+        <w:spacing w:before="240" w:after="80"/>
       </w:pPr>
       <w:r>
         <w:rPr>
           <w:b/>
+          <w:color w:val="1F2D55"/>
+          <w:sz w:val="26"/>
         </w:rPr>
-        <w:t xml:space="preserve">Appendix: </w:t>
-      </w:r>
-      <w:r>
-        <w:t>placeholder narrative for the appendix section of OGD 08 Materiality Assessment.</w:t>
+        <w:t>4. Detailed observations</w:t>
       </w:r>
     </w:p>
     <w:p>
+      <w:pPr>
+        <w:spacing w:before="160" w:after="40"/>
+      </w:pPr>
+      <w:r>
+        <w:rPr>
+          <w:b/>
+          <w:color w:val="4B5B7C"/>
+          <w:sz w:val="22"/>
+        </w:rPr>
+        <w:t>4.1 Control design</w:t>
+      </w:r>
+    </w:p>
+    <w:p>
+      <w:pPr>
+        <w:spacing w:after="80"/>
+      </w:pPr>
+      <w:r>
+        <w:rPr>
+          <w:i w:val="0"/>
+          <w:sz w:val="20"/>
+        </w:rPr>
+        <w:t>The control design across the in-scope process is consistent with international good practice. Authorisation thresholds align with the Group Authority Matrix. Segregation of duties is enforced at the system level for high-risk transactions. Two exceptions were identified: (a) at one division, an interim shared-services set-up has dual roles assigned to a single user pending the permanent hire; (b) the privileged-access review cadence had lapsed at one location.</w:t>
+      </w:r>
+    </w:p>
+    <w:p>
+      <w:pPr>
+        <w:spacing w:before="160" w:after="40"/>
+      </w:pPr>
+      <w:r>
+        <w:rPr>
+          <w:b/>
+          <w:color w:val="4B5B7C"/>
+          <w:sz w:val="22"/>
+        </w:rPr>
+        <w:t>4.2 Operating effectiveness</w:t>
+      </w:r>
+    </w:p>
+    <w:p>
+      <w:pPr>
+        <w:spacing w:after="80"/>
+      </w:pPr>
+      <w:r>
+        <w:rPr>
+          <w:i w:val="0"/>
+          <w:sz w:val="20"/>
+        </w:rPr>
+        <w:t>Of the 14 controls tested, 11 operated effectively throughout the period. Three operated effectively for most of the period but had exception events: the privileged-access lapse, the dual-role assignment, and a one-off three-way-match override at a remote location. All three are documented in the action register.</w:t>
+      </w:r>
+    </w:p>
+    <w:p>
+      <w:pPr>
+        <w:spacing w:before="160" w:after="40"/>
+      </w:pPr>
+      <w:r>
+        <w:rPr>
+          <w:b/>
+          <w:color w:val="4B5B7C"/>
+          <w:sz w:val="22"/>
+        </w:rPr>
+        <w:t>4.3 Data and reporting</w:t>
+      </w:r>
+    </w:p>
+    <w:p>
+      <w:pPr>
+        <w:spacing w:after="80"/>
+      </w:pPr>
+      <w:r>
+        <w:rPr>
+          <w:i w:val="0"/>
+          <w:sz w:val="20"/>
+        </w:rPr>
+        <w:t>Data quality indices show meaningful improvement over the prior period (+22% YoY for the in-scope dataset) but remain below the 90% threshold required for confident automation. The principal gap is master-data hygiene for vendors and cost centres; a targeted remediation programme is under way with completion expected end-FY2026.</w:t>
+      </w:r>
+    </w:p>
+    <w:p>
+      <w:pPr>
+        <w:spacing w:before="240" w:after="80"/>
+      </w:pPr>
+      <w:r>
+        <w:rPr>
+          <w:b/>
+          <w:color w:val="1F2D55"/>
+          <w:sz w:val="26"/>
+        </w:rPr>
+        <w:t>5. Benchmark perspective</w:t>
+      </w:r>
+    </w:p>
+    <w:tbl>
+      <w:tblPr>
+        <w:tblStyle w:val="LightGrid-Accent1"/>
+        <w:tblW w:type="auto" w:w="0"/>
+        <w:tblLook w:firstColumn="1" w:firstRow="1" w:lastColumn="0" w:lastRow="0" w:noHBand="0" w:noVBand="1" w:val="04A0"/>
+      </w:tblPr>
+      <w:tblGrid>
+        <w:gridCol w:w="1728"/>
+        <w:gridCol w:w="1728"/>
+        <w:gridCol w:w="1728"/>
+        <w:gridCol w:w="1728"/>
+        <w:gridCol w:w="1728"/>
+      </w:tblGrid>
+      <w:tr>
+        <w:tc>
+          <w:tcPr>
+            <w:tcW w:type="dxa" w:w="1728"/>
+            <w:shd w:val="clear" w:color="auto" w:fill="1F2D55"/>
+          </w:tcPr>
+          <w:p>
+            <w:r>
+              <w:rPr>
+                <w:b/>
+                <w:color w:val="FFFFFF"/>
+                <w:sz w:val="18"/>
+              </w:rPr>
+              <w:t>KPI</w:t>
+            </w:r>
+          </w:p>
+        </w:tc>
+        <w:tc>
+          <w:tcPr>
+            <w:tcW w:type="dxa" w:w="1728"/>
+            <w:shd w:val="clear" w:color="auto" w:fill="1F2D55"/>
+          </w:tcPr>
+          <w:p>
+            <w:r>
+              <w:rPr>
+                <w:b/>
+                <w:color w:val="FFFFFF"/>
+                <w:sz w:val="18"/>
+              </w:rPr>
+              <w:t>Group avg</w:t>
+            </w:r>
+          </w:p>
+        </w:tc>
+        <w:tc>
+          <w:tcPr>
+            <w:tcW w:type="dxa" w:w="1728"/>
+            <w:shd w:val="clear" w:color="auto" w:fill="1F2D55"/>
+          </w:tcPr>
+          <w:p>
+            <w:r>
+              <w:rPr>
+                <w:b/>
+                <w:color w:val="FFFFFF"/>
+                <w:sz w:val="18"/>
+              </w:rPr>
+              <w:t>Top-quartile peer</w:t>
+            </w:r>
+          </w:p>
+        </w:tc>
+        <w:tc>
+          <w:tcPr>
+            <w:tcW w:type="dxa" w:w="1728"/>
+            <w:shd w:val="clear" w:color="auto" w:fill="1F2D55"/>
+          </w:tcPr>
+          <w:p>
+            <w:r>
+              <w:rPr>
+                <w:b/>
+                <w:color w:val="FFFFFF"/>
+                <w:sz w:val="18"/>
+              </w:rPr>
+              <w:t>Best-in-class peer</w:t>
+            </w:r>
+          </w:p>
+        </w:tc>
+        <w:tc>
+          <w:tcPr>
+            <w:tcW w:type="dxa" w:w="1728"/>
+            <w:shd w:val="clear" w:color="auto" w:fill="1F2D55"/>
+          </w:tcPr>
+          <w:p>
+            <w:r>
+              <w:rPr>
+                <w:b/>
+                <w:color w:val="FFFFFF"/>
+                <w:sz w:val="18"/>
+              </w:rPr>
+              <w:t>Gap to best</w:t>
+            </w:r>
+          </w:p>
+        </w:tc>
+      </w:tr>
+      <w:tr>
+        <w:tc>
+          <w:tcPr>
+            <w:tcW w:type="dxa" w:w="1728"/>
+          </w:tcPr>
+          <w:p>
+            <w:r>
+              <w:rPr>
+                <w:sz w:val="18"/>
+              </w:rPr>
+              <w:t>Process cycle days</w:t>
+            </w:r>
+          </w:p>
+        </w:tc>
+        <w:tc>
+          <w:tcPr>
+            <w:tcW w:type="dxa" w:w="1728"/>
+          </w:tcPr>
+          <w:p>
+            <w:r>
+              <w:rPr>
+                <w:sz w:val="18"/>
+              </w:rPr>
+              <w:t>11.4</w:t>
+            </w:r>
+          </w:p>
+        </w:tc>
+        <w:tc>
+          <w:tcPr>
+            <w:tcW w:type="dxa" w:w="1728"/>
+          </w:tcPr>
+          <w:p>
+            <w:r>
+              <w:rPr>
+                <w:sz w:val="18"/>
+              </w:rPr>
+              <w:t>5.8</w:t>
+            </w:r>
+          </w:p>
+        </w:tc>
+        <w:tc>
+          <w:tcPr>
+            <w:tcW w:type="dxa" w:w="1728"/>
+          </w:tcPr>
+          <w:p>
+            <w:r>
+              <w:rPr>
+                <w:sz w:val="18"/>
+              </w:rPr>
+              <w:t>4.0</w:t>
+            </w:r>
+          </w:p>
+        </w:tc>
+        <w:tc>
+          <w:tcPr>
+            <w:tcW w:type="dxa" w:w="1728"/>
+          </w:tcPr>
+          <w:p>
+            <w:r>
+              <w:rPr>
+                <w:sz w:val="18"/>
+              </w:rPr>
+              <w:t>-7.4 days</w:t>
+            </w:r>
+          </w:p>
+        </w:tc>
+      </w:tr>
+      <w:tr>
+        <w:tc>
+          <w:tcPr>
+            <w:tcW w:type="dxa" w:w="1728"/>
+          </w:tcPr>
+          <w:p>
+            <w:r>
+              <w:rPr>
+                <w:sz w:val="18"/>
+              </w:rPr>
+              <w:t>Automation coverage %</w:t>
+            </w:r>
+          </w:p>
+        </w:tc>
+        <w:tc>
+          <w:tcPr>
+            <w:tcW w:type="dxa" w:w="1728"/>
+          </w:tcPr>
+          <w:p>
+            <w:r>
+              <w:rPr>
+                <w:sz w:val="18"/>
+              </w:rPr>
+              <w:t>44</w:t>
+            </w:r>
+          </w:p>
+        </w:tc>
+        <w:tc>
+          <w:tcPr>
+            <w:tcW w:type="dxa" w:w="1728"/>
+          </w:tcPr>
+          <w:p>
+            <w:r>
+              <w:rPr>
+                <w:sz w:val="18"/>
+              </w:rPr>
+              <w:t>68</w:t>
+            </w:r>
+          </w:p>
+        </w:tc>
+        <w:tc>
+          <w:tcPr>
+            <w:tcW w:type="dxa" w:w="1728"/>
+          </w:tcPr>
+          <w:p>
+            <w:r>
+              <w:rPr>
+                <w:sz w:val="18"/>
+              </w:rPr>
+              <w:t>74</w:t>
+            </w:r>
+          </w:p>
+        </w:tc>
+        <w:tc>
+          <w:tcPr>
+            <w:tcW w:type="dxa" w:w="1728"/>
+          </w:tcPr>
+          <w:p>
+            <w:r>
+              <w:rPr>
+                <w:sz w:val="18"/>
+              </w:rPr>
+              <w:t>-30 pts</w:t>
+            </w:r>
+          </w:p>
+        </w:tc>
+      </w:tr>
+      <w:tr>
+        <w:tc>
+          <w:tcPr>
+            <w:tcW w:type="dxa" w:w="1728"/>
+          </w:tcPr>
+          <w:p>
+            <w:r>
+              <w:rPr>
+                <w:sz w:val="18"/>
+              </w:rPr>
+              <w:t>Exception rate %</w:t>
+            </w:r>
+          </w:p>
+        </w:tc>
+        <w:tc>
+          <w:tcPr>
+            <w:tcW w:type="dxa" w:w="1728"/>
+          </w:tcPr>
+          <w:p>
+            <w:r>
+              <w:rPr>
+                <w:sz w:val="18"/>
+              </w:rPr>
+              <w:t>2.7</w:t>
+            </w:r>
+          </w:p>
+        </w:tc>
+        <w:tc>
+          <w:tcPr>
+            <w:tcW w:type="dxa" w:w="1728"/>
+          </w:tcPr>
+          <w:p>
+            <w:r>
+              <w:rPr>
+                <w:sz w:val="18"/>
+              </w:rPr>
+              <w:t>1.1</w:t>
+            </w:r>
+          </w:p>
+        </w:tc>
+        <w:tc>
+          <w:tcPr>
+            <w:tcW w:type="dxa" w:w="1728"/>
+          </w:tcPr>
+          <w:p>
+            <w:r>
+              <w:rPr>
+                <w:sz w:val="18"/>
+              </w:rPr>
+              <w:t>0.6</w:t>
+            </w:r>
+          </w:p>
+        </w:tc>
+        <w:tc>
+          <w:tcPr>
+            <w:tcW w:type="dxa" w:w="1728"/>
+          </w:tcPr>
+          <w:p>
+            <w:r>
+              <w:rPr>
+                <w:sz w:val="18"/>
+              </w:rPr>
+              <w:t>-2.1 pts</w:t>
+            </w:r>
+          </w:p>
+        </w:tc>
+      </w:tr>
+      <w:tr>
+        <w:tc>
+          <w:tcPr>
+            <w:tcW w:type="dxa" w:w="1728"/>
+          </w:tcPr>
+          <w:p>
+            <w:r>
+              <w:rPr>
+                <w:sz w:val="18"/>
+              </w:rPr>
+              <w:t>First-time-right %</w:t>
+            </w:r>
+          </w:p>
+        </w:tc>
+        <w:tc>
+          <w:tcPr>
+            <w:tcW w:type="dxa" w:w="1728"/>
+          </w:tcPr>
+          <w:p>
+            <w:r>
+              <w:rPr>
+                <w:sz w:val="18"/>
+              </w:rPr>
+              <w:t>82</w:t>
+            </w:r>
+          </w:p>
+        </w:tc>
+        <w:tc>
+          <w:tcPr>
+            <w:tcW w:type="dxa" w:w="1728"/>
+          </w:tcPr>
+          <w:p>
+            <w:r>
+              <w:rPr>
+                <w:sz w:val="18"/>
+              </w:rPr>
+              <w:t>94</w:t>
+            </w:r>
+          </w:p>
+        </w:tc>
+        <w:tc>
+          <w:tcPr>
+            <w:tcW w:type="dxa" w:w="1728"/>
+          </w:tcPr>
+          <w:p>
+            <w:r>
+              <w:rPr>
+                <w:sz w:val="18"/>
+              </w:rPr>
+              <w:t>97</w:t>
+            </w:r>
+          </w:p>
+        </w:tc>
+        <w:tc>
+          <w:tcPr>
+            <w:tcW w:type="dxa" w:w="1728"/>
+          </w:tcPr>
+          <w:p>
+            <w:r>
+              <w:rPr>
+                <w:sz w:val="18"/>
+              </w:rPr>
+              <w:t>-15 pts</w:t>
+            </w:r>
+          </w:p>
+        </w:tc>
+      </w:tr>
+      <w:tr>
+        <w:tc>
+          <w:tcPr>
+            <w:tcW w:type="dxa" w:w="1728"/>
+          </w:tcPr>
+          <w:p>
+            <w:r>
+              <w:rPr>
+                <w:sz w:val="18"/>
+              </w:rPr>
+              <w:t>Cost per transaction (MYR)</w:t>
+            </w:r>
+          </w:p>
+        </w:tc>
+        <w:tc>
+          <w:tcPr>
+            <w:tcW w:type="dxa" w:w="1728"/>
+          </w:tcPr>
+          <w:p>
+            <w:r>
+              <w:rPr>
+                <w:sz w:val="18"/>
+              </w:rPr>
+              <w:t>12.40</w:t>
+            </w:r>
+          </w:p>
+        </w:tc>
+        <w:tc>
+          <w:tcPr>
+            <w:tcW w:type="dxa" w:w="1728"/>
+          </w:tcPr>
+          <w:p>
+            <w:r>
+              <w:rPr>
+                <w:sz w:val="18"/>
+              </w:rPr>
+              <w:t>7.10</w:t>
+            </w:r>
+          </w:p>
+        </w:tc>
+        <w:tc>
+          <w:tcPr>
+            <w:tcW w:type="dxa" w:w="1728"/>
+          </w:tcPr>
+          <w:p>
+            <w:r>
+              <w:rPr>
+                <w:sz w:val="18"/>
+              </w:rPr>
+              <w:t>5.60</w:t>
+            </w:r>
+          </w:p>
+        </w:tc>
+        <w:tc>
+          <w:tcPr>
+            <w:tcW w:type="dxa" w:w="1728"/>
+          </w:tcPr>
+          <w:p>
+            <w:r>
+              <w:rPr>
+                <w:sz w:val="18"/>
+              </w:rPr>
+              <w:t>-6.80</w:t>
+            </w:r>
+          </w:p>
+        </w:tc>
+      </w:tr>
+    </w:tbl>
+    <w:p>
+      <w:pPr>
+        <w:spacing w:before="240" w:after="80"/>
+      </w:pPr>
+      <w:r>
+        <w:rPr>
+          <w:b/>
+          <w:color w:val="1F2D55"/>
+          <w:sz w:val="26"/>
+        </w:rPr>
+        <w:t>6. Recommendations</w:t>
+      </w:r>
+    </w:p>
+    <w:p>
+      <w:pPr>
+        <w:pStyle w:val="ListBullet"/>
+        <w:spacing w:after="40"/>
+      </w:pPr>
+      <w:r>
+        <w:rPr>
+          <w:sz w:val="20"/>
+        </w:rPr>
+        <w:t>1. Close the two control-design exceptions (privileged-access; dual-role) within 30 days.</w:t>
+      </w:r>
+    </w:p>
+    <w:p>
+      <w:pPr>
+        <w:pStyle w:val="ListBullet"/>
+        <w:spacing w:after="40"/>
+      </w:pPr>
+      <w:r>
+        <w:rPr>
+          <w:sz w:val="20"/>
+        </w:rPr>
+        <w:t>2. Accelerate the master-data remediation programme; weekly progress report to Group CFO.</w:t>
+      </w:r>
+    </w:p>
+    <w:p>
+      <w:pPr>
+        <w:pStyle w:val="ListBullet"/>
+        <w:spacing w:after="40"/>
+      </w:pPr>
+      <w:r>
+        <w:rPr>
+          <w:sz w:val="20"/>
+        </w:rPr>
+        <w:t>3. Targeted automation investment in 3 high-volume, low-complexity workflows.</w:t>
+      </w:r>
+    </w:p>
+    <w:p>
+      <w:pPr>
+        <w:pStyle w:val="ListBullet"/>
+        <w:spacing w:after="40"/>
+      </w:pPr>
+      <w:r>
+        <w:rPr>
+          <w:sz w:val="20"/>
+        </w:rPr>
+        <w:t>4. Refresh the operating-model design for the bottom-three divisions; sponsor: Group COO.</w:t>
+      </w:r>
+    </w:p>
+    <w:p>
+      <w:pPr>
+        <w:pStyle w:val="ListBullet"/>
+        <w:spacing w:after="40"/>
+      </w:pPr>
+      <w:r>
+        <w:rPr>
+          <w:sz w:val="20"/>
+        </w:rPr>
+        <w:t>5. Quarterly KPI review forum chaired by Group CFO to maintain momentum.</w:t>
+      </w:r>
+    </w:p>
+    <w:p>
+      <w:pPr>
+        <w:spacing w:before="240" w:after="80"/>
+      </w:pPr>
+      <w:r>
+        <w:rPr>
+          <w:b/>
+          <w:color w:val="1F2D55"/>
+          <w:sz w:val="26"/>
+        </w:rPr>
+        <w:t>7. Risks to remediation</w:t>
+      </w:r>
+    </w:p>
+    <w:p>
+      <w:pPr>
+        <w:pStyle w:val="ListBullet"/>
+        <w:spacing w:after="40"/>
+      </w:pPr>
+      <w:r>
+        <w:rPr>
+          <w:sz w:val="20"/>
+        </w:rPr>
+        <w:t>Change-management bandwidth at divisional level.</w:t>
+      </w:r>
+    </w:p>
+    <w:p>
+      <w:pPr>
+        <w:pStyle w:val="ListBullet"/>
+        <w:spacing w:after="40"/>
+      </w:pPr>
+      <w:r>
+        <w:rPr>
+          <w:sz w:val="20"/>
+        </w:rPr>
+        <w:t>Master-data programme dependencies on the S/4HANA roll-out completing.</w:t>
+      </w:r>
+    </w:p>
+    <w:p>
+      <w:pPr>
+        <w:pStyle w:val="ListBullet"/>
+        <w:spacing w:after="40"/>
+      </w:pPr>
+      <w:r>
+        <w:rPr>
+          <w:sz w:val="20"/>
+        </w:rPr>
+        <w:t>Talent availability for the automation work in the next 6 months.</w:t>
+      </w:r>
+    </w:p>
+    <w:p>
+      <w:pPr>
+        <w:spacing w:before="240" w:after="80"/>
+      </w:pPr>
+      <w:r>
+        <w:rPr>
+          <w:b/>
+          <w:color w:val="1F2D55"/>
+          <w:sz w:val="26"/>
+        </w:rPr>
+        <w:t>8. Conclusion</w:t>
+      </w:r>
+    </w:p>
+    <w:p>
+      <w:pPr>
+        <w:spacing w:after="80"/>
+      </w:pPr>
+      <w:r>
+        <w:rPr>
+          <w:i w:val="0"/>
+          <w:sz w:val="20"/>
+        </w:rPr>
+        <w:t>The system is fundamentally sound. The opportunity is in raising the bottom three divisions to Group average and the Group average to top-quartile peer. The recommendations are sized, sponsored and resourced to make that happen by FY2027.</w:t>
+      </w:r>
+    </w:p>
+    <w:p>
+      <w:pPr>
+        <w:jc w:val="center"/>
+      </w:pPr>
       <w:r>
         <w:rPr>
           <w:i/>
-          <w:color w:val="6B7280"/>
-          <w:sz w:val="18"/>
+          <w:color w:val="9CA3AF"/>
+          <w:sz w:val="16"/>
         </w:rPr>
-        <w:t>Zava Conglomerate · Copilot Demo Hub — placeholder file</w:t>
+        <w:t>— END OF DOCUMENT —</w:t>
       </w:r>
     </w:p>
     <w:sectPr>
